--- a/Space_News_15_06_2026.docx
+++ b/Space_News_15_06_2026.docx
@@ -155,7 +155,7 @@
           <w:b/>
           <w:sz w:val="26"/>
         </w:rPr>
-        <w:t>1. CM Yogi Adityanath flags off 45 electric buses ahead of Noida airport launch</w:t>
+        <w:t>1. ISRO successfully conducts 2nd integrated air drop test for Gaganyaan mission | Akashvani News - News On AIR</w:t>
       </w:r>
     </w:p>
     <w:p>
@@ -164,95 +164,6 @@
         <w:jc w:val="left"/>
       </w:pPr>
       <w:hyperlink r:id="rId12">
-        <w:r>
-          <w:rPr>
-            <w:color w:val="0000FF"/>
-            <w:u w:val="single"/>
-          </w:rPr>
-          <w:t>Read more</w:t>
-        </w:r>
-      </w:hyperlink>
-    </w:p>
-    <w:p>
-      <w:pPr>
-        <w:spacing w:after="120"/>
-        <w:jc w:val="center"/>
-      </w:pPr>
-      <w:r>
-        <w:drawing>
-          <wp:inline xmlns:a="http://schemas.openxmlformats.org/drawingml/2006/main" xmlns:pic="http://schemas.openxmlformats.org/drawingml/2006/picture">
-            <wp:extent cx="4389120" cy="4389120"/>
-            <wp:docPr id="3" name="Picture 3"/>
-            <wp:cNvGraphicFramePr>
-              <a:graphicFrameLocks noChangeAspect="1"/>
-            </wp:cNvGraphicFramePr>
-            <a:graphic>
-              <a:graphicData uri="http://schemas.openxmlformats.org/drawingml/2006/picture">
-                <pic:pic>
-                  <pic:nvPicPr>
-                    <pic:cNvPr id="0" name="image.png"/>
-                    <pic:cNvPicPr/>
-                  </pic:nvPicPr>
-                  <pic:blipFill>
-                    <a:blip r:embed="rId13"/>
-                    <a:stretch>
-                      <a:fillRect/>
-                    </a:stretch>
-                  </pic:blipFill>
-                  <pic:spPr>
-                    <a:xfrm>
-                      <a:off x="0" y="0"/>
-                      <a:ext cx="4389120" cy="4389120"/>
-                    </a:xfrm>
-                    <a:prstGeom prst="rect"/>
-                  </pic:spPr>
-                </pic:pic>
-              </a:graphicData>
-            </a:graphic>
-          </wp:inline>
-        </w:drawing>
-      </w:r>
-    </w:p>
-    <w:p>
-      <w:pPr>
-        <w:spacing w:after="120" w:line="276" w:lineRule="auto"/>
-        <w:jc w:val="both"/>
-      </w:pPr>
-      <w:r>
-        <w:rPr>
-          <w:rFonts w:ascii="Times New Roman" w:hAnsi="Times New Roman"/>
-          <w:sz w:val="24"/>
-        </w:rPr>
-        <w:t>- Governance - 2 min read Uttar Pradesh Chief Minister Yogi Adityanath virtually launched 45 electric and three hydrogen buses for Noida, Greater Noida, and Yamuna City to enhance last-mile connectivity for the upcoming Noida International Airport. Shafaque Alam - TIMESOFINDIA.COM - Published On Jun 14, 2026 at 02:35 PM IST Copy Link Share on WhatsApp Share on Linkedin Share on X Share on Telegram Share on Facebook This initiative, part of a larger plan to deploy 500 buses, aims to support regional economic growth and the state's net-zero goals. UP chief minister Yogi Adityanath on Friday virtually flagged off 45 electric buses and three hydrogen buses for Noida, Greater Noida and Yamuna City - a fleet intended to boost last-mile connectivity as Noida International Airport prepares to begin commercial operations on June 15. The CM said 110 electric buses would be rolled out as the flight operations commence, and the fleet would be gradually expanded to 500 buses. Addressing the event from Lucknow, the CM said Noida, Greater Noida and Yamuna City emerged as major hubs for IT, data centres, semiconductors and allied industries, making environment-friendly public transport essential to sustaining regional economic growth. He said the new electric bus service - operated jointly by three development authorities and UPSRTC - would provide sustainable last-mile connectivity to airport passengers while advancing the state's net-zero goals. Advt The CM noted that UP now hosts two electric bus manufacturing facilities. Tata Motors and Ashok Leyland-Hinduja Group have established plants in Lucknow, ending the state's dependence on out-of-state procurement. Around 700 electric buses currently operate across 17 municipal corporations in the state, and Noida has now joined the network. On Friday, 11 buses each were allotted to Noida, Greater Noida and Yamuna City. The remaining 12 buses, stationed in Lucknow for the launch event, are to be dispatched to Noida soon, officials said. Finance minister Suresh Khanna, industrial development minister Nand Gopal Gupta, transport minister Dayashankar Singh and minister of state Jaswant Singh Saini attended the event. In Noida, the programme was held at Shilp Haat and attended by Noida Authority CEO Krishna Karunesh, Gautam Budh Nagar district magistrate Medha Roopam and Gautam Budh Nagar MP Mahesh Sharma. In Greater Noida, Dadri MLA Tejpal Nagar and Greater Noida Authority CEO NG Ravi Kumar flagged off the buses from the authority office. In the Yamuna Authority area, the launch was held at the Medical Device Park in Sector 28. Following the ceremony, officials travelled to Noida International Airport by electric bus. The buses will initially operate within the jurisdictions of the three authorities, connecting passengers to the airport and Ghaziabad bus depot. Services will be extended to Delhi as the network expands. Tickets are currently available on board as online booking is yet to be introduced. The three hydrogen-powered buses, provided by NTPC, run on hydrogen generated from purified treated sewage water compressed into gas. The 42-seater coaches have a hydrogen storage capacity of 56 kg and a range of up to 750 km on a single refill. "This green hydrogen pilot is a significant step towards energy conservation and sustainable transportation. It will not only help reduce pollution but pave the way for a green transport model for the future," said YEIDA CEO RK Singh. Shafaque Alam , --&gt; - By - See more on: - Noida Airport , - Yogi Adityanath , - electric buses , - hydrogen buses , - sustainable transport Telegram Facebook Comments What are your thoughts? Comment Now --&gt; Comment Now Read Comment (1) All Comments By commenting, you agree to the Prohibited Content Policy Post Find this Comment Offensive? Choose your reason below and click on the submit button. This will alert our moderators to take actions REASONS FOR REPORTING Foul Language Defamatory Inciting hatred against a certain community Out of Context / Spam Others Report Join the community of 2M+ industry professionals. Subscribe to Newsletter to get latest insights &amp; analysis in your inbox. All about ETGovernment industry right on your smartphone! - Download the ETGovernment App and get the Realtime updates and Save your favourite articles. Scan to download App --&gt;</w:t>
-      </w:r>
-    </w:p>
-    <w:p>
-      <w:pPr>
-        <w:pBdr>
-          <w:bottom w:val="single" w:sz="6" w:space="6" w:color="A6A6A6"/>
-        </w:pBdr>
-      </w:pPr>
-    </w:p>
-    <w:p/>
-    <w:p>
-      <w:pPr>
-        <w:spacing w:after="60"/>
-      </w:pPr>
-      <w:r>
-        <w:rPr>
-          <w:rFonts w:ascii="Times New Roman" w:hAnsi="Times New Roman"/>
-          <w:b/>
-          <w:sz w:val="26"/>
-        </w:rPr>
-        <w:t>2. ISRO successfully conducts 2nd integrated air drop test for Gaganyaan mission | Akashvani News - News On AIR</w:t>
-      </w:r>
-    </w:p>
-    <w:p>
-      <w:pPr>
-        <w:spacing w:after="80"/>
-        <w:jc w:val="left"/>
-      </w:pPr>
-      <w:hyperlink r:id="rId14">
         <w:r>
           <w:rPr>
             <w:color w:val="0000FF"/>
@@ -293,7 +204,7 @@
           <w:b/>
           <w:sz w:val="26"/>
         </w:rPr>
-        <w:t>3. ISRO Launches Bharatiya Antariksh Hackathon 2026; Check Eligibility, Key Dates And How To Apply - NDTV</w:t>
+        <w:t>2. ISRO Launches Bharatiya Antariksh Hackathon 2026; Check Eligibility, Key Dates And How To Apply - NDTV</w:t>
       </w:r>
     </w:p>
     <w:p>
@@ -301,7 +212,7 @@
         <w:spacing w:after="80"/>
         <w:jc w:val="left"/>
       </w:pPr>
-      <w:hyperlink r:id="rId15">
+      <w:hyperlink r:id="rId13">
         <w:r>
           <w:rPr>
             <w:color w:val="0000FF"/>
@@ -342,7 +253,7 @@
           <w:b/>
           <w:sz w:val="26"/>
         </w:rPr>
-        <w:t>4. ISRO, French space agency to collaborate on microgravity research | PM will attend G7 Summit on June 16 and 17 | Inshorts - Inshorts</w:t>
+        <w:t>3. ISRO, French space agency to collaborate on microgravity research | PM will attend G7 Summit on June 16 and 17 | Inshorts - Inshorts</w:t>
       </w:r>
     </w:p>
     <w:p>
@@ -350,7 +261,7 @@
         <w:spacing w:after="80"/>
         <w:jc w:val="left"/>
       </w:pPr>
-      <w:hyperlink r:id="rId16">
+      <w:hyperlink r:id="rId14">
         <w:r>
           <w:rPr>
             <w:color w:val="0000FF"/>
@@ -369,7 +280,7 @@
         <w:drawing>
           <wp:inline xmlns:a="http://schemas.openxmlformats.org/drawingml/2006/main" xmlns:pic="http://schemas.openxmlformats.org/drawingml/2006/picture">
             <wp:extent cx="4389120" cy="2926080"/>
-            <wp:docPr id="4" name="Picture 4"/>
+            <wp:docPr id="3" name="Picture 3"/>
             <wp:cNvGraphicFramePr>
               <a:graphicFrameLocks noChangeAspect="1"/>
             </wp:cNvGraphicFramePr>
@@ -381,7 +292,7 @@
                     <pic:cNvPicPr/>
                   </pic:nvPicPr>
                   <pic:blipFill>
-                    <a:blip r:embed="rId17"/>
+                    <a:blip r:embed="rId15"/>
                     <a:stretch>
                       <a:fillRect/>
                     </a:stretch>
@@ -431,7 +342,7 @@
           <w:b/>
           <w:sz w:val="26"/>
         </w:rPr>
-        <w:t>5. Tripura scientist granted prestigious ISRO project worth Rs 29.93 lakhs - TRIPURAINFO</w:t>
+        <w:t>4. Tripura scientist granted prestigious ISRO project worth Rs 29.93 lakhs - TRIPURAINFO</w:t>
       </w:r>
     </w:p>
     <w:p>
@@ -439,7 +350,7 @@
         <w:spacing w:after="80"/>
         <w:jc w:val="left"/>
       </w:pPr>
-      <w:hyperlink r:id="rId18">
+      <w:hyperlink r:id="rId16">
         <w:r>
           <w:rPr>
             <w:color w:val="0000FF"/>
@@ -458,7 +369,7 @@
         <w:drawing>
           <wp:inline xmlns:a="http://schemas.openxmlformats.org/drawingml/2006/main" xmlns:pic="http://schemas.openxmlformats.org/drawingml/2006/picture">
             <wp:extent cx="4389120" cy="2304288"/>
-            <wp:docPr id="5" name="Picture 5"/>
+            <wp:docPr id="4" name="Picture 4"/>
             <wp:cNvGraphicFramePr>
               <a:graphicFrameLocks noChangeAspect="1"/>
             </wp:cNvGraphicFramePr>
@@ -470,7 +381,7 @@
                     <pic:cNvPicPr/>
                   </pic:nvPicPr>
                   <pic:blipFill>
-                    <a:blip r:embed="rId19"/>
+                    <a:blip r:embed="rId17"/>
                     <a:stretch>
                       <a:fillRect/>
                     </a:stretch>
@@ -520,7 +431,7 @@
           <w:b/>
           <w:sz w:val="26"/>
         </w:rPr>
-        <w:t>6. 'Chandrayaan-3 showed India's strength in innovation': Macron at Bharat Innovates 2026 - The Economic Times</w:t>
+        <w:t>5. 'Chandrayaan-3 showed India's strength in innovation': Macron at Bharat Innovates 2026 - The Economic Times</w:t>
       </w:r>
     </w:p>
     <w:p>
@@ -528,7 +439,7 @@
         <w:spacing w:after="80"/>
         <w:jc w:val="left"/>
       </w:pPr>
-      <w:hyperlink r:id="rId20">
+      <w:hyperlink r:id="rId18">
         <w:r>
           <w:rPr>
             <w:color w:val="0000FF"/>
@@ -569,7 +480,7 @@
           <w:b/>
           <w:sz w:val="26"/>
         </w:rPr>
-        <w:t>7. How Jules Verne predicted the Artemis 2 mission to the moon almost 160 years ago</w:t>
+        <w:t>6. How Jules Verne predicted the Artemis 2 mission to the moon almost 160 years ago</w:t>
       </w:r>
     </w:p>
     <w:p>
@@ -577,7 +488,7 @@
         <w:spacing w:after="80"/>
         <w:jc w:val="left"/>
       </w:pPr>
-      <w:hyperlink r:id="rId21">
+      <w:hyperlink r:id="rId19">
         <w:r>
           <w:rPr>
             <w:color w:val="0000FF"/>
@@ -596,7 +507,7 @@
         <w:drawing>
           <wp:inline xmlns:a="http://schemas.openxmlformats.org/drawingml/2006/main" xmlns:pic="http://schemas.openxmlformats.org/drawingml/2006/picture">
             <wp:extent cx="4389120" cy="2468880"/>
-            <wp:docPr id="6" name="Picture 6"/>
+            <wp:docPr id="5" name="Picture 5"/>
             <wp:cNvGraphicFramePr>
               <a:graphicFrameLocks noChangeAspect="1"/>
             </wp:cNvGraphicFramePr>
@@ -608,7 +519,7 @@
                     <pic:cNvPicPr/>
                   </pic:nvPicPr>
                   <pic:blipFill>
-                    <a:blip r:embed="rId22"/>
+                    <a:blip r:embed="rId20"/>
                     <a:stretch>
                       <a:fillRect/>
                     </a:stretch>
@@ -658,7 +569,96 @@
           <w:b/>
           <w:sz w:val="26"/>
         </w:rPr>
-        <w:t>8. Astrochemical model digs into the universe's missing sulfur</w:t>
+        <w:t>7. Astrochemical model digs into the universe's missing sulfur</w:t>
+      </w:r>
+    </w:p>
+    <w:p>
+      <w:pPr>
+        <w:spacing w:after="80"/>
+        <w:jc w:val="left"/>
+      </w:pPr>
+      <w:hyperlink r:id="rId21">
+        <w:r>
+          <w:rPr>
+            <w:color w:val="0000FF"/>
+            <w:u w:val="single"/>
+          </w:rPr>
+          <w:t>Read more</w:t>
+        </w:r>
+      </w:hyperlink>
+    </w:p>
+    <w:p>
+      <w:pPr>
+        <w:spacing w:after="120"/>
+        <w:jc w:val="center"/>
+      </w:pPr>
+      <w:r>
+        <w:drawing>
+          <wp:inline xmlns:a="http://schemas.openxmlformats.org/drawingml/2006/main" xmlns:pic="http://schemas.openxmlformats.org/drawingml/2006/picture">
+            <wp:extent cx="4389120" cy="4389120"/>
+            <wp:docPr id="6" name="Picture 6"/>
+            <wp:cNvGraphicFramePr>
+              <a:graphicFrameLocks noChangeAspect="1"/>
+            </wp:cNvGraphicFramePr>
+            <a:graphic>
+              <a:graphicData uri="http://schemas.openxmlformats.org/drawingml/2006/picture">
+                <pic:pic>
+                  <pic:nvPicPr>
+                    <pic:cNvPr id="0" name="image.jpg"/>
+                    <pic:cNvPicPr/>
+                  </pic:nvPicPr>
+                  <pic:blipFill>
+                    <a:blip r:embed="rId22"/>
+                    <a:stretch>
+                      <a:fillRect/>
+                    </a:stretch>
+                  </pic:blipFill>
+                  <pic:spPr>
+                    <a:xfrm>
+                      <a:off x="0" y="0"/>
+                      <a:ext cx="4389120" cy="4389120"/>
+                    </a:xfrm>
+                    <a:prstGeom prst="rect"/>
+                  </pic:spPr>
+                </pic:pic>
+              </a:graphicData>
+            </a:graphic>
+          </wp:inline>
+        </w:drawing>
+      </w:r>
+    </w:p>
+    <w:p>
+      <w:pPr>
+        <w:spacing w:after="120" w:line="276" w:lineRule="auto"/>
+        <w:jc w:val="both"/>
+      </w:pPr>
+      <w:r>
+        <w:rPr>
+          <w:rFonts w:ascii="Times New Roman" w:hAnsi="Times New Roman"/>
+          <w:sz w:val="24"/>
+        </w:rPr>
+        <w:t>Sulfur is one of the most abundant elements in the universe. If you peer into a diffuse interstellar cloud, you find loads of it-about the amount expected based on fusion patterns in the stars it was born in. However, if you look at a dense, cold molecular cloud-the kind where those stars actually form-it seems like 99% of the sulfur expected to be there is missing. Scientists ...</w:t>
+      </w:r>
+    </w:p>
+    <w:p>
+      <w:pPr>
+        <w:pBdr>
+          <w:bottom w:val="single" w:sz="6" w:space="6" w:color="A6A6A6"/>
+        </w:pBdr>
+      </w:pPr>
+    </w:p>
+    <w:p/>
+    <w:p>
+      <w:pPr>
+        <w:spacing w:after="60"/>
+      </w:pPr>
+      <w:r>
+        <w:rPr>
+          <w:rFonts w:ascii="Times New Roman" w:hAnsi="Times New Roman"/>
+          <w:b/>
+          <w:sz w:val="26"/>
+        </w:rPr>
+        <w:t>8. NASA's proposed Early eVolution Explorer mission aims to solve the radius valley mystery</w:t>
       </w:r>
     </w:p>
     <w:p>
@@ -726,7 +726,7 @@
           <w:rFonts w:ascii="Times New Roman" w:hAnsi="Times New Roman"/>
           <w:sz w:val="24"/>
         </w:rPr>
-        <w:t>Sulfur is one of the most abundant elements in the universe. If you peer into a diffuse interstellar cloud, you find loads of it-about the amount expected based on fusion patterns in the stars it was born in. However, if you look at a dense, cold molecular cloud-the kind where those stars actually form-it seems like 99% of the sulfur expected to be there is missing. Scientists ...</w:t>
+        <w:t>A debate has been raging among planetary scientists for more than a decade-why are there so few exoplanets with a radius of about 1.8 times that of Earth? Exoplanets are currently largely grouped into two distinct categories-"super-Earths" are below that size and have rocky interiors, whereas "sub-Neptunes" are above that size limit and appear puffier. But researchers don't rea...</w:t>
       </w:r>
     </w:p>
     <w:p>
@@ -747,7 +747,7 @@
           <w:b/>
           <w:sz w:val="26"/>
         </w:rPr>
-        <w:t>9. NASA's proposed Early eVolution Explorer mission aims to solve the radius valley mystery</w:t>
+        <w:t>9. NASA's Chandra discovers possible supernova remnant in galactic center</w:t>
       </w:r>
     </w:p>
     <w:p>
@@ -787,95 +787,6 @@
                   </pic:nvPicPr>
                   <pic:blipFill>
                     <a:blip r:embed="rId26"/>
-                    <a:stretch>
-                      <a:fillRect/>
-                    </a:stretch>
-                  </pic:blipFill>
-                  <pic:spPr>
-                    <a:xfrm>
-                      <a:off x="0" y="0"/>
-                      <a:ext cx="4389120" cy="4389120"/>
-                    </a:xfrm>
-                    <a:prstGeom prst="rect"/>
-                  </pic:spPr>
-                </pic:pic>
-              </a:graphicData>
-            </a:graphic>
-          </wp:inline>
-        </w:drawing>
-      </w:r>
-    </w:p>
-    <w:p>
-      <w:pPr>
-        <w:spacing w:after="120" w:line="276" w:lineRule="auto"/>
-        <w:jc w:val="both"/>
-      </w:pPr>
-      <w:r>
-        <w:rPr>
-          <w:rFonts w:ascii="Times New Roman" w:hAnsi="Times New Roman"/>
-          <w:sz w:val="24"/>
-        </w:rPr>
-        <w:t>A debate has been raging among planetary scientists for more than a decade-why are there so few exoplanets with a radius of about 1.8 times that of Earth? Exoplanets are currently largely grouped into two distinct categories-"super-Earths" are below that size and have rocky interiors, whereas "sub-Neptunes" are above that size limit and appear puffier. But researchers don't rea...</w:t>
-      </w:r>
-    </w:p>
-    <w:p>
-      <w:pPr>
-        <w:pBdr>
-          <w:bottom w:val="single" w:sz="6" w:space="6" w:color="A6A6A6"/>
-        </w:pBdr>
-      </w:pPr>
-    </w:p>
-    <w:p/>
-    <w:p>
-      <w:pPr>
-        <w:spacing w:after="60"/>
-      </w:pPr>
-      <w:r>
-        <w:rPr>
-          <w:rFonts w:ascii="Times New Roman" w:hAnsi="Times New Roman"/>
-          <w:b/>
-          <w:sz w:val="26"/>
-        </w:rPr>
-        <w:t>10. NASA's Chandra discovers possible supernova remnant in galactic center</w:t>
-      </w:r>
-    </w:p>
-    <w:p>
-      <w:pPr>
-        <w:spacing w:after="80"/>
-        <w:jc w:val="left"/>
-      </w:pPr>
-      <w:hyperlink r:id="rId27">
-        <w:r>
-          <w:rPr>
-            <w:color w:val="0000FF"/>
-            <w:u w:val="single"/>
-          </w:rPr>
-          <w:t>Read more</w:t>
-        </w:r>
-      </w:hyperlink>
-    </w:p>
-    <w:p>
-      <w:pPr>
-        <w:spacing w:after="120"/>
-        <w:jc w:val="center"/>
-      </w:pPr>
-      <w:r>
-        <w:drawing>
-          <wp:inline xmlns:a="http://schemas.openxmlformats.org/drawingml/2006/main" xmlns:pic="http://schemas.openxmlformats.org/drawingml/2006/picture">
-            <wp:extent cx="4389120" cy="4389120"/>
-            <wp:docPr id="9" name="Picture 9"/>
-            <wp:cNvGraphicFramePr>
-              <a:graphicFrameLocks noChangeAspect="1"/>
-            </wp:cNvGraphicFramePr>
-            <a:graphic>
-              <a:graphicData uri="http://schemas.openxmlformats.org/drawingml/2006/picture">
-                <pic:pic>
-                  <pic:nvPicPr>
-                    <pic:cNvPr id="0" name="image.jpg"/>
-                    <pic:cNvPicPr/>
-                  </pic:nvPicPr>
-                  <pic:blipFill>
-                    <a:blip r:embed="rId28"/>
                     <a:stretch>
                       <a:fillRect/>
                     </a:stretch>

--- a/Space_News_15_06_2026.docx
+++ b/Space_News_15_06_2026.docx
@@ -155,7 +155,7 @@
           <w:b/>
           <w:sz w:val="26"/>
         </w:rPr>
-        <w:t>1. ISRO successfully conducts 2nd integrated air drop test for Gaganyaan mission | Akashvani News - News On AIR</w:t>
+        <w:t>1. ISRO Launches Bharatiya Antariksh Hackathon 2026; Check Eligibility, Key Dates And How To Apply - NDTV</w:t>
       </w:r>
     </w:p>
     <w:p>
@@ -164,55 +164,6 @@
         <w:jc w:val="left"/>
       </w:pPr>
       <w:hyperlink r:id="rId12">
-        <w:r>
-          <w:rPr>
-            <w:color w:val="0000FF"/>
-            <w:u w:val="single"/>
-          </w:rPr>
-          <w:t>Read more</w:t>
-        </w:r>
-      </w:hyperlink>
-    </w:p>
-    <w:p>
-      <w:pPr>
-        <w:spacing w:after="120" w:line="276" w:lineRule="auto"/>
-        <w:jc w:val="both"/>
-      </w:pPr>
-      <w:r>
-        <w:rPr>
-          <w:rFonts w:ascii="Times New Roman" w:hAnsi="Times New Roman"/>
-          <w:sz w:val="24"/>
-        </w:rPr>
-        <w:t>The Indian Space Research Organisation (ISRO) has successfully conducted the second integrated air drop test (IADT-02) for the upcoming Gaganyaan mission at Sriharikota in Andhra Pradesh. The system is essential to ensure safe recovery of the crew module - the capsule in which astronauts sit during a human flight. After the module's release, a parachute system, comprising 10 parachutes, was deployed, helping the capsule decelerate to a safe splashdown speed. The IADT-02 follows the successful completion of the first IADT, which took place on August 24, 2025, at the Satish Dhawan Space Centre in Sriharikota. In the first IADT, a 4.8-tonne dummy crew module was dropped from a height of three km by a Chinook helicopter. Air drop tests recreate the last leg of a spacecraft's return to the Earth. An aircraft or helicopter drops the spacecraft from a height to test various systems under different scenarios. These are the deployment of the parachute system in case the mission is aborted mid-flight, system performance when one parachute fails to open, and the spacecraft's orientation and safety during splashdown. Union Minister Jitendra Singh congratulated the ISRO for successfully conducting the test. India's first human spaceflight will be launched from Sriharikota in 2027.</w:t>
-      </w:r>
-    </w:p>
-    <w:p>
-      <w:pPr>
-        <w:pBdr>
-          <w:bottom w:val="single" w:sz="6" w:space="6" w:color="A6A6A6"/>
-        </w:pBdr>
-      </w:pPr>
-    </w:p>
-    <w:p/>
-    <w:p>
-      <w:pPr>
-        <w:spacing w:after="60"/>
-      </w:pPr>
-      <w:r>
-        <w:rPr>
-          <w:rFonts w:ascii="Times New Roman" w:hAnsi="Times New Roman"/>
-          <w:b/>
-          <w:sz w:val="26"/>
-        </w:rPr>
-        <w:t>2. ISRO Launches Bharatiya Antariksh Hackathon 2026; Check Eligibility, Key Dates And How To Apply - NDTV</w:t>
-      </w:r>
-    </w:p>
-    <w:p>
-      <w:pPr>
-        <w:spacing w:after="80"/>
-        <w:jc w:val="left"/>
-      </w:pPr>
-      <w:hyperlink r:id="rId13">
         <w:r>
           <w:rPr>
             <w:color w:val="0000FF"/>
@@ -253,7 +204,7 @@
           <w:b/>
           <w:sz w:val="26"/>
         </w:rPr>
-        <w:t>3. ISRO, French space agency to collaborate on microgravity research | PM will attend G7 Summit on June 16 and 17 | Inshorts - Inshorts</w:t>
+        <w:t>2. ISRO, French space agency to collaborate on microgravity research | PM will attend G7 Summit on June 16 and 17 | Inshorts - Inshorts</w:t>
       </w:r>
     </w:p>
     <w:p>
@@ -261,7 +212,7 @@
         <w:spacing w:after="80"/>
         <w:jc w:val="left"/>
       </w:pPr>
-      <w:hyperlink r:id="rId14">
+      <w:hyperlink r:id="rId13">
         <w:r>
           <w:rPr>
             <w:color w:val="0000FF"/>
@@ -292,7 +243,7 @@
                     <pic:cNvPicPr/>
                   </pic:nvPicPr>
                   <pic:blipFill>
-                    <a:blip r:embed="rId15"/>
+                    <a:blip r:embed="rId14"/>
                     <a:stretch>
                       <a:fillRect/>
                     </a:stretch>
@@ -342,7 +293,7 @@
           <w:b/>
           <w:sz w:val="26"/>
         </w:rPr>
-        <w:t>4. Tripura scientist granted prestigious ISRO project worth Rs 29.93 lakhs - TRIPURAINFO</w:t>
+        <w:t>3. Tripura scientist granted prestigious ISRO project worth Rs 29.93 lakhs - TRIPURAINFO</w:t>
       </w:r>
     </w:p>
     <w:p>
@@ -350,7 +301,7 @@
         <w:spacing w:after="80"/>
         <w:jc w:val="left"/>
       </w:pPr>
-      <w:hyperlink r:id="rId16">
+      <w:hyperlink r:id="rId15">
         <w:r>
           <w:rPr>
             <w:color w:val="0000FF"/>
@@ -381,7 +332,7 @@
                     <pic:cNvPicPr/>
                   </pic:nvPicPr>
                   <pic:blipFill>
-                    <a:blip r:embed="rId17"/>
+                    <a:blip r:embed="rId16"/>
                     <a:stretch>
                       <a:fillRect/>
                     </a:stretch>
@@ -431,7 +382,7 @@
           <w:b/>
           <w:sz w:val="26"/>
         </w:rPr>
-        <w:t>5. 'Chandrayaan-3 showed India's strength in innovation': Macron at Bharat Innovates 2026 - The Economic Times</w:t>
+        <w:t>4. 'Chandrayaan-3 showed India's strength in innovation': Macron at Bharat Innovates 2026 - The Economic Times</w:t>
       </w:r>
     </w:p>
     <w:p>
@@ -439,7 +390,7 @@
         <w:spacing w:after="80"/>
         <w:jc w:val="left"/>
       </w:pPr>
-      <w:hyperlink r:id="rId18">
+      <w:hyperlink r:id="rId17">
         <w:r>
           <w:rPr>
             <w:color w:val="0000FF"/>
@@ -480,7 +431,7 @@
           <w:b/>
           <w:sz w:val="26"/>
         </w:rPr>
-        <w:t>6. How Jules Verne predicted the Artemis 2 mission to the moon almost 160 years ago</w:t>
+        <w:t>5. How Jules Verne predicted the Artemis 2 mission to the moon almost 160 years ago</w:t>
       </w:r>
     </w:p>
     <w:p>
@@ -488,7 +439,7 @@
         <w:spacing w:after="80"/>
         <w:jc w:val="left"/>
       </w:pPr>
-      <w:hyperlink r:id="rId19">
+      <w:hyperlink r:id="rId18">
         <w:r>
           <w:rPr>
             <w:color w:val="0000FF"/>
@@ -519,7 +470,7 @@
                     <pic:cNvPicPr/>
                   </pic:nvPicPr>
                   <pic:blipFill>
-                    <a:blip r:embed="rId20"/>
+                    <a:blip r:embed="rId19"/>
                     <a:stretch>
                       <a:fillRect/>
                     </a:stretch>
@@ -569,7 +520,7 @@
           <w:b/>
           <w:sz w:val="26"/>
         </w:rPr>
-        <w:t>7. Astrochemical model digs into the universe's missing sulfur</w:t>
+        <w:t>6. Astrochemical model digs into the universe's missing sulfur</w:t>
       </w:r>
     </w:p>
     <w:p>
@@ -577,7 +528,7 @@
         <w:spacing w:after="80"/>
         <w:jc w:val="left"/>
       </w:pPr>
-      <w:hyperlink r:id="rId21">
+      <w:hyperlink r:id="rId20">
         <w:r>
           <w:rPr>
             <w:color w:val="0000FF"/>
@@ -608,7 +559,7 @@
                     <pic:cNvPicPr/>
                   </pic:nvPicPr>
                   <pic:blipFill>
-                    <a:blip r:embed="rId22"/>
+                    <a:blip r:embed="rId21"/>
                     <a:stretch>
                       <a:fillRect/>
                     </a:stretch>
@@ -658,7 +609,7 @@
           <w:b/>
           <w:sz w:val="26"/>
         </w:rPr>
-        <w:t>8. NASA's proposed Early eVolution Explorer mission aims to solve the radius valley mystery</w:t>
+        <w:t>7. NASA's proposed Early eVolution Explorer mission aims to solve the radius valley mystery</w:t>
       </w:r>
     </w:p>
     <w:p>
@@ -666,7 +617,7 @@
         <w:spacing w:after="80"/>
         <w:jc w:val="left"/>
       </w:pPr>
-      <w:hyperlink r:id="rId23">
+      <w:hyperlink r:id="rId22">
         <w:r>
           <w:rPr>
             <w:color w:val="0000FF"/>
@@ -697,7 +648,7 @@
                     <pic:cNvPicPr/>
                   </pic:nvPicPr>
                   <pic:blipFill>
-                    <a:blip r:embed="rId24"/>
+                    <a:blip r:embed="rId23"/>
                     <a:stretch>
                       <a:fillRect/>
                     </a:stretch>
@@ -747,7 +698,7 @@
           <w:b/>
           <w:sz w:val="26"/>
         </w:rPr>
-        <w:t>9. NASA's Chandra discovers possible supernova remnant in galactic center</w:t>
+        <w:t>8. NASA's Chandra discovers possible supernova remnant in galactic center</w:t>
       </w:r>
     </w:p>
     <w:p>
@@ -755,7 +706,7 @@
         <w:spacing w:after="80"/>
         <w:jc w:val="left"/>
       </w:pPr>
-      <w:hyperlink r:id="rId25">
+      <w:hyperlink r:id="rId24">
         <w:r>
           <w:rPr>
             <w:color w:val="0000FF"/>
@@ -786,7 +737,7 @@
                     <pic:cNvPicPr/>
                   </pic:nvPicPr>
                   <pic:blipFill>
-                    <a:blip r:embed="rId26"/>
+                    <a:blip r:embed="rId25"/>
                     <a:stretch>
                       <a:fillRect/>
                     </a:stretch>

--- a/Space_News_15_06_2026.docx
+++ b/Space_News_15_06_2026.docx
@@ -155,7 +155,7 @@
           <w:b/>
           <w:sz w:val="26"/>
         </w:rPr>
-        <w:t>1. ISRO Launches Bharatiya Antariksh Hackathon 2026; Check Eligibility, Key Dates And How To Apply - NDTV</w:t>
+        <w:t>1. ISRO, French space agency to collaborate on microgravity research | PM will attend G7 Summit on June 16 and 17 | Inshorts - Inshorts</w:t>
       </w:r>
     </w:p>
     <w:p>
@@ -164,55 +164,6 @@
         <w:jc w:val="left"/>
       </w:pPr>
       <w:hyperlink r:id="rId12">
-        <w:r>
-          <w:rPr>
-            <w:color w:val="0000FF"/>
-            <w:u w:val="single"/>
-          </w:rPr>
-          <w:t>Read more</w:t>
-        </w:r>
-      </w:hyperlink>
-    </w:p>
-    <w:p>
-      <w:pPr>
-        <w:spacing w:after="120" w:line="276" w:lineRule="auto"/>
-        <w:jc w:val="both"/>
-      </w:pPr>
-      <w:r>
-        <w:rPr>
-          <w:rFonts w:ascii="Times New Roman" w:hAnsi="Times New Roman"/>
-          <w:sz w:val="24"/>
-        </w:rPr>
-        <w:t>ISRO Launches Bharatiya Antariksh Hackathon 2026; Check Eligibility, Key Dates And How To Apply NDTV</w:t>
-      </w:r>
-    </w:p>
-    <w:p>
-      <w:pPr>
-        <w:pBdr>
-          <w:bottom w:val="single" w:sz="6" w:space="6" w:color="A6A6A6"/>
-        </w:pBdr>
-      </w:pPr>
-    </w:p>
-    <w:p/>
-    <w:p>
-      <w:pPr>
-        <w:spacing w:after="60"/>
-      </w:pPr>
-      <w:r>
-        <w:rPr>
-          <w:rFonts w:ascii="Times New Roman" w:hAnsi="Times New Roman"/>
-          <w:b/>
-          <w:sz w:val="26"/>
-        </w:rPr>
-        <w:t>2. ISRO, French space agency to collaborate on microgravity research | PM will attend G7 Summit on June 16 and 17 | Inshorts - Inshorts</w:t>
-      </w:r>
-    </w:p>
-    <w:p>
-      <w:pPr>
-        <w:spacing w:after="80"/>
-        <w:jc w:val="left"/>
-      </w:pPr>
-      <w:hyperlink r:id="rId13">
         <w:r>
           <w:rPr>
             <w:color w:val="0000FF"/>
@@ -243,7 +194,7 @@
                     <pic:cNvPicPr/>
                   </pic:nvPicPr>
                   <pic:blipFill>
-                    <a:blip r:embed="rId14"/>
+                    <a:blip r:embed="rId13"/>
                     <a:stretch>
                       <a:fillRect/>
                     </a:stretch>
@@ -293,7 +244,7 @@
           <w:b/>
           <w:sz w:val="26"/>
         </w:rPr>
-        <w:t>3. Tripura scientist granted prestigious ISRO project worth Rs 29.93 lakhs - TRIPURAINFO</w:t>
+        <w:t>2. Tripura scientist granted prestigious ISRO project worth Rs 29.93 lakhs - TRIPURAINFO</w:t>
       </w:r>
     </w:p>
     <w:p>
@@ -301,7 +252,7 @@
         <w:spacing w:after="80"/>
         <w:jc w:val="left"/>
       </w:pPr>
-      <w:hyperlink r:id="rId15">
+      <w:hyperlink r:id="rId14">
         <w:r>
           <w:rPr>
             <w:color w:val="0000FF"/>
@@ -332,7 +283,7 @@
                     <pic:cNvPicPr/>
                   </pic:nvPicPr>
                   <pic:blipFill>
-                    <a:blip r:embed="rId16"/>
+                    <a:blip r:embed="rId15"/>
                     <a:stretch>
                       <a:fillRect/>
                     </a:stretch>
@@ -382,7 +333,7 @@
           <w:b/>
           <w:sz w:val="26"/>
         </w:rPr>
-        <w:t>4. 'Chandrayaan-3 showed India's strength in innovation': Macron at Bharat Innovates 2026 - The Economic Times</w:t>
+        <w:t>3. 'Chandrayaan-3 showed India's strength in innovation': Macron at Bharat Innovates 2026 - The Economic Times</w:t>
       </w:r>
     </w:p>
     <w:p>
@@ -390,7 +341,7 @@
         <w:spacing w:after="80"/>
         <w:jc w:val="left"/>
       </w:pPr>
-      <w:hyperlink r:id="rId17">
+      <w:hyperlink r:id="rId16">
         <w:r>
           <w:rPr>
             <w:color w:val="0000FF"/>
@@ -431,7 +382,7 @@
           <w:b/>
           <w:sz w:val="26"/>
         </w:rPr>
-        <w:t>5. How Jules Verne predicted the Artemis 2 mission to the moon almost 160 years ago</w:t>
+        <w:t>4. How Jules Verne predicted the Artemis 2 mission to the moon almost 160 years ago</w:t>
       </w:r>
     </w:p>
     <w:p>
@@ -439,7 +390,7 @@
         <w:spacing w:after="80"/>
         <w:jc w:val="left"/>
       </w:pPr>
-      <w:hyperlink r:id="rId18">
+      <w:hyperlink r:id="rId17">
         <w:r>
           <w:rPr>
             <w:color w:val="0000FF"/>
@@ -470,7 +421,7 @@
                     <pic:cNvPicPr/>
                   </pic:nvPicPr>
                   <pic:blipFill>
-                    <a:blip r:embed="rId19"/>
+                    <a:blip r:embed="rId18"/>
                     <a:stretch>
                       <a:fillRect/>
                     </a:stretch>
@@ -520,7 +471,7 @@
           <w:b/>
           <w:sz w:val="26"/>
         </w:rPr>
-        <w:t>6. Astrochemical model digs into the universe's missing sulfur</w:t>
+        <w:t>5. Astrochemical model digs into the universe's missing sulfur</w:t>
       </w:r>
     </w:p>
     <w:p>
@@ -528,7 +479,7 @@
         <w:spacing w:after="80"/>
         <w:jc w:val="left"/>
       </w:pPr>
-      <w:hyperlink r:id="rId20">
+      <w:hyperlink r:id="rId19">
         <w:r>
           <w:rPr>
             <w:color w:val="0000FF"/>
@@ -559,7 +510,7 @@
                     <pic:cNvPicPr/>
                   </pic:nvPicPr>
                   <pic:blipFill>
-                    <a:blip r:embed="rId21"/>
+                    <a:blip r:embed="rId20"/>
                     <a:stretch>
                       <a:fillRect/>
                     </a:stretch>
@@ -609,7 +560,7 @@
           <w:b/>
           <w:sz w:val="26"/>
         </w:rPr>
-        <w:t>7. NASA's proposed Early eVolution Explorer mission aims to solve the radius valley mystery</w:t>
+        <w:t>6. NASA's proposed Early eVolution Explorer mission aims to solve the radius valley mystery</w:t>
       </w:r>
     </w:p>
     <w:p>
@@ -617,7 +568,7 @@
         <w:spacing w:after="80"/>
         <w:jc w:val="left"/>
       </w:pPr>
-      <w:hyperlink r:id="rId22">
+      <w:hyperlink r:id="rId21">
         <w:r>
           <w:rPr>
             <w:color w:val="0000FF"/>
@@ -648,7 +599,7 @@
                     <pic:cNvPicPr/>
                   </pic:nvPicPr>
                   <pic:blipFill>
-                    <a:blip r:embed="rId23"/>
+                    <a:blip r:embed="rId22"/>
                     <a:stretch>
                       <a:fillRect/>
                     </a:stretch>
@@ -698,7 +649,7 @@
           <w:b/>
           <w:sz w:val="26"/>
         </w:rPr>
-        <w:t>8. NASA's Chandra discovers possible supernova remnant in galactic center</w:t>
+        <w:t>7. NASA's Chandra discovers possible supernova remnant in galactic center</w:t>
       </w:r>
     </w:p>
     <w:p>
@@ -706,7 +657,7 @@
         <w:spacing w:after="80"/>
         <w:jc w:val="left"/>
       </w:pPr>
-      <w:hyperlink r:id="rId24">
+      <w:hyperlink r:id="rId23">
         <w:r>
           <w:rPr>
             <w:color w:val="0000FF"/>
@@ -737,7 +688,7 @@
                     <pic:cNvPicPr/>
                   </pic:nvPicPr>
                   <pic:blipFill>
-                    <a:blip r:embed="rId25"/>
+                    <a:blip r:embed="rId24"/>
                     <a:stretch>
                       <a:fillRect/>
                     </a:stretch>

--- a/Space_News_15_06_2026.docx
+++ b/Space_News_15_06_2026.docx
@@ -155,7 +155,7 @@
           <w:b/>
           <w:sz w:val="26"/>
         </w:rPr>
-        <w:t>1. ISRO, French space agency to collaborate on microgravity research | PM will attend G7 Summit on June 16 and 17 | Inshorts - Inshorts</w:t>
+        <w:t>1. CM Yogi Adityanath flags off 45 electric buses ahead of Noida airport launch</w:t>
       </w:r>
     </w:p>
     <w:p>
@@ -181,8 +181,195 @@
       <w:r>
         <w:drawing>
           <wp:inline xmlns:a="http://schemas.openxmlformats.org/drawingml/2006/main" xmlns:pic="http://schemas.openxmlformats.org/drawingml/2006/picture">
+            <wp:extent cx="4389120" cy="4389120"/>
+            <wp:docPr id="3" name="Picture 3"/>
+            <wp:cNvGraphicFramePr>
+              <a:graphicFrameLocks noChangeAspect="1"/>
+            </wp:cNvGraphicFramePr>
+            <a:graphic>
+              <a:graphicData uri="http://schemas.openxmlformats.org/drawingml/2006/picture">
+                <pic:pic>
+                  <pic:nvPicPr>
+                    <pic:cNvPr id="0" name="image.png"/>
+                    <pic:cNvPicPr/>
+                  </pic:nvPicPr>
+                  <pic:blipFill>
+                    <a:blip r:embed="rId13"/>
+                    <a:stretch>
+                      <a:fillRect/>
+                    </a:stretch>
+                  </pic:blipFill>
+                  <pic:spPr>
+                    <a:xfrm>
+                      <a:off x="0" y="0"/>
+                      <a:ext cx="4389120" cy="4389120"/>
+                    </a:xfrm>
+                    <a:prstGeom prst="rect"/>
+                  </pic:spPr>
+                </pic:pic>
+              </a:graphicData>
+            </a:graphic>
+          </wp:inline>
+        </w:drawing>
+      </w:r>
+    </w:p>
+    <w:p>
+      <w:pPr>
+        <w:spacing w:after="120" w:line="276" w:lineRule="auto"/>
+        <w:jc w:val="both"/>
+      </w:pPr>
+      <w:r>
+        <w:rPr>
+          <w:rFonts w:ascii="Times New Roman" w:hAnsi="Times New Roman"/>
+          <w:sz w:val="24"/>
+        </w:rPr>
+        <w:t>- Governance - 2 min read Uttar Pradesh Chief Minister Yogi Adityanath virtually launched 45 electric and three hydrogen buses for Noida, Greater Noida, and Yamuna City to enhance last-mile connectivity for the upcoming Noida International Airport. Shafaque Alam - TIMESOFINDIA.COM - Published On Jun 14, 2026 at 02:35 PM IST Copy Link Share on WhatsApp Share on Linkedin Share on X Share on Telegram Share on Facebook This initiative, part of a larger plan to deploy 500 buses, aims to support regional economic growth and the state's net-zero goals. UP chief minister Yogi Adityanath on Friday virtually flagged off 45 electric buses and three hydrogen buses for Noida, Greater Noida and Yamuna City - a fleet intended to boost last-mile connectivity as Noida International Airport prepares to begin commercial operations on June 15. The CM said 110 electric buses would be rolled out as the flight operations commence, and the fleet would be gradually expanded to 500 buses. Addressing the event from Lucknow, the CM said Noida, Greater Noida and Yamuna City emerged as major hubs for IT, data centres, semiconductors and allied industries, making environment-friendly public transport essential to sustaining regional economic growth. He said the new electric bus service - operated jointly by three development authorities and UPSRTC - would provide sustainable last-mile connectivity to airport passengers while advancing the state's net-zero goals. Advt The CM noted that UP now hosts two electric bus manufacturing facilities. Tata Motors and Ashok Leyland-Hinduja Group have established plants in Lucknow, ending the state's dependence on out-of-state procurement. Around 700 electric buses currently operate across 17 municipal corporations in the state, and Noida has now joined the network. On Friday, 11 buses each were allotted to Noida, Greater Noida and Yamuna City. The remaining 12 buses, stationed in Lucknow for the launch event, are to be dispatched to Noida soon, officials said. Finance minister Suresh Khanna, industrial development minister Nand Gopal Gupta, transport minister Dayashankar Singh and minister of state Jaswant Singh Saini attended the event. In Noida, the programme was held at Shilp Haat and attended by Noida Authority CEO Krishna Karunesh, Gautam Budh Nagar district magistrate Medha Roopam and Gautam Budh Nagar MP Mahesh Sharma. In Greater Noida, Dadri MLA Tejpal Nagar and Greater Noida Authority CEO NG Ravi Kumar flagged off the buses from the authority office. In the Yamuna Authority area, the launch was held at the Medical Device Park in Sector 28. Following the ceremony, officials travelled to Noida International Airport by electric bus. The buses will initially operate within the jurisdictions of the three authorities, connecting passengers to the airport and Ghaziabad bus depot. Services will be extended to Delhi as the network expands. Tickets are currently available on board as online booking is yet to be introduced. The three hydrogen-powered buses, provided by NTPC, run on hydrogen generated from purified treated sewage water compressed into gas. The 42-seater coaches have a hydrogen storage capacity of 56 kg and a range of up to 750 km on a single refill. "This green hydrogen pilot is a significant step towards energy conservation and sustainable transportation. It will not only help reduce pollution but pave the way for a green transport model for the future," said YEIDA CEO RK Singh. Shafaque Alam , --&gt; - By - See more on: - Noida Airport , - Yogi Adityanath , - electric buses , - hydrogen buses , - sustainable transport Telegram Facebook Comments What are your thoughts? Comment Now --&gt; Comment Now Read Comment (1) All Comments By commenting, you agree to the Prohibited Content Policy Post Find this Comment Offensive? Choose your reason below and click on the submit button. This will alert our moderators to take actions REASONS FOR REPORTING Foul Language Defamatory Inciting hatred against a certain community Out of Context / Spam Others Report Join the community of 2M+ industry professionals. Subscribe to Newsletter to get latest insights &amp; analysis in your inbox. All about ETGovernment industry right on your smartphone! - Download the ETGovernment App and get the Realtime updates and Save your favourite articles. Scan to download App --&gt;</w:t>
+      </w:r>
+    </w:p>
+    <w:p>
+      <w:pPr>
+        <w:pBdr>
+          <w:bottom w:val="single" w:sz="6" w:space="6" w:color="A6A6A6"/>
+        </w:pBdr>
+      </w:pPr>
+    </w:p>
+    <w:p/>
+    <w:p>
+      <w:pPr>
+        <w:spacing w:after="60"/>
+      </w:pPr>
+      <w:r>
+        <w:rPr>
+          <w:rFonts w:ascii="Times New Roman" w:hAnsi="Times New Roman"/>
+          <w:b/>
+          <w:sz w:val="26"/>
+        </w:rPr>
+        <w:t>2. ISRO successfully conducts 2nd integrated air drop test for Gaganyaan mission | Akashvani News - News On AIR</w:t>
+      </w:r>
+    </w:p>
+    <w:p>
+      <w:pPr>
+        <w:spacing w:after="80"/>
+        <w:jc w:val="left"/>
+      </w:pPr>
+      <w:hyperlink r:id="rId14">
+        <w:r>
+          <w:rPr>
+            <w:color w:val="0000FF"/>
+            <w:u w:val="single"/>
+          </w:rPr>
+          <w:t>Read more</w:t>
+        </w:r>
+      </w:hyperlink>
+    </w:p>
+    <w:p>
+      <w:pPr>
+        <w:spacing w:after="120" w:line="276" w:lineRule="auto"/>
+        <w:jc w:val="both"/>
+      </w:pPr>
+      <w:r>
+        <w:rPr>
+          <w:rFonts w:ascii="Times New Roman" w:hAnsi="Times New Roman"/>
+          <w:sz w:val="24"/>
+        </w:rPr>
+        <w:t>The Indian Space Research Organisation (ISRO) has successfully conducted the second integrated air drop test (IADT-02) for the upcoming Gaganyaan mission at Sriharikota in Andhra Pradesh. The system is essential to ensure safe recovery of the crew module - the capsule in which astronauts sit during a human flight. After the module's release, a parachute system, comprising 10 parachutes, was deployed, helping the capsule decelerate to a safe splashdown speed. The IADT-02 follows the successful completion of the first IADT, which took place on August 24, 2025, at the Satish Dhawan Space Centre in Sriharikota. In the first IADT, a 4.8-tonne dummy crew module was dropped from a height of three km by a Chinook helicopter. Air drop tests recreate the last leg of a spacecraft's return to the Earth. An aircraft or helicopter drops the spacecraft from a height to test various systems under different scenarios. These are the deployment of the parachute system in case the mission is aborted mid-flight, system performance when one parachute fails to open, and the spacecraft's orientation and safety during splashdown. Union Minister Jitendra Singh congratulated the ISRO for successfully conducting the test. India's first human spaceflight will be launched from Sriharikota in 2027.</w:t>
+      </w:r>
+    </w:p>
+    <w:p>
+      <w:pPr>
+        <w:pBdr>
+          <w:bottom w:val="single" w:sz="6" w:space="6" w:color="A6A6A6"/>
+        </w:pBdr>
+      </w:pPr>
+    </w:p>
+    <w:p/>
+    <w:p>
+      <w:pPr>
+        <w:spacing w:after="60"/>
+      </w:pPr>
+      <w:r>
+        <w:rPr>
+          <w:rFonts w:ascii="Times New Roman" w:hAnsi="Times New Roman"/>
+          <w:b/>
+          <w:sz w:val="26"/>
+        </w:rPr>
+        <w:t>3. ISRO Launches Bharatiya Antariksh Hackathon 2026; Check Eligibility, Key Dates And How To Apply - NDTV</w:t>
+      </w:r>
+    </w:p>
+    <w:p>
+      <w:pPr>
+        <w:spacing w:after="80"/>
+        <w:jc w:val="left"/>
+      </w:pPr>
+      <w:hyperlink r:id="rId15">
+        <w:r>
+          <w:rPr>
+            <w:color w:val="0000FF"/>
+            <w:u w:val="single"/>
+          </w:rPr>
+          <w:t>Read more</w:t>
+        </w:r>
+      </w:hyperlink>
+    </w:p>
+    <w:p>
+      <w:pPr>
+        <w:spacing w:after="120" w:line="276" w:lineRule="auto"/>
+        <w:jc w:val="both"/>
+      </w:pPr>
+      <w:r>
+        <w:rPr>
+          <w:rFonts w:ascii="Times New Roman" w:hAnsi="Times New Roman"/>
+          <w:sz w:val="24"/>
+        </w:rPr>
+        <w:t>ISRO Launches Bharatiya Antariksh Hackathon 2026; Check Eligibility, Key Dates And How To Apply NDTV</w:t>
+      </w:r>
+    </w:p>
+    <w:p>
+      <w:pPr>
+        <w:pBdr>
+          <w:bottom w:val="single" w:sz="6" w:space="6" w:color="A6A6A6"/>
+        </w:pBdr>
+      </w:pPr>
+    </w:p>
+    <w:p/>
+    <w:p>
+      <w:pPr>
+        <w:spacing w:after="60"/>
+      </w:pPr>
+      <w:r>
+        <w:rPr>
+          <w:rFonts w:ascii="Times New Roman" w:hAnsi="Times New Roman"/>
+          <w:b/>
+          <w:sz w:val="26"/>
+        </w:rPr>
+        <w:t>4. ISRO, French space agency to collaborate on microgravity research | PM will attend G7 Summit on June 16 and 17 | Inshorts - Inshorts</w:t>
+      </w:r>
+    </w:p>
+    <w:p>
+      <w:pPr>
+        <w:spacing w:after="80"/>
+        <w:jc w:val="left"/>
+      </w:pPr>
+      <w:hyperlink r:id="rId16">
+        <w:r>
+          <w:rPr>
+            <w:color w:val="0000FF"/>
+            <w:u w:val="single"/>
+          </w:rPr>
+          <w:t>Read more</w:t>
+        </w:r>
+      </w:hyperlink>
+    </w:p>
+    <w:p>
+      <w:pPr>
+        <w:spacing w:after="120"/>
+        <w:jc w:val="center"/>
+      </w:pPr>
+      <w:r>
+        <w:drawing>
+          <wp:inline xmlns:a="http://schemas.openxmlformats.org/drawingml/2006/main" xmlns:pic="http://schemas.openxmlformats.org/drawingml/2006/picture">
             <wp:extent cx="4389120" cy="2926080"/>
-            <wp:docPr id="3" name="Picture 3"/>
+            <wp:docPr id="4" name="Picture 4"/>
             <wp:cNvGraphicFramePr>
               <a:graphicFrameLocks noChangeAspect="1"/>
             </wp:cNvGraphicFramePr>
@@ -194,7 +381,7 @@
                     <pic:cNvPicPr/>
                   </pic:nvPicPr>
                   <pic:blipFill>
-                    <a:blip r:embed="rId13"/>
+                    <a:blip r:embed="rId17"/>
                     <a:stretch>
                       <a:fillRect/>
                     </a:stretch>
@@ -244,7 +431,7 @@
           <w:b/>
           <w:sz w:val="26"/>
         </w:rPr>
-        <w:t>2. Tripura scientist granted prestigious ISRO project worth Rs 29.93 lakhs - TRIPURAINFO</w:t>
+        <w:t>5. Tripura scientist granted prestigious ISRO project worth Rs 29.93 lakhs - TRIPURAINFO</w:t>
       </w:r>
     </w:p>
     <w:p>
@@ -252,7 +439,7 @@
         <w:spacing w:after="80"/>
         <w:jc w:val="left"/>
       </w:pPr>
-      <w:hyperlink r:id="rId14">
+      <w:hyperlink r:id="rId18">
         <w:r>
           <w:rPr>
             <w:color w:val="0000FF"/>
@@ -271,7 +458,7 @@
         <w:drawing>
           <wp:inline xmlns:a="http://schemas.openxmlformats.org/drawingml/2006/main" xmlns:pic="http://schemas.openxmlformats.org/drawingml/2006/picture">
             <wp:extent cx="4389120" cy="2304288"/>
-            <wp:docPr id="4" name="Picture 4"/>
+            <wp:docPr id="5" name="Picture 5"/>
             <wp:cNvGraphicFramePr>
               <a:graphicFrameLocks noChangeAspect="1"/>
             </wp:cNvGraphicFramePr>
@@ -283,7 +470,7 @@
                     <pic:cNvPicPr/>
                   </pic:nvPicPr>
                   <pic:blipFill>
-                    <a:blip r:embed="rId15"/>
+                    <a:blip r:embed="rId19"/>
                     <a:stretch>
                       <a:fillRect/>
                     </a:stretch>
@@ -333,7 +520,7 @@
           <w:b/>
           <w:sz w:val="26"/>
         </w:rPr>
-        <w:t>3. 'Chandrayaan-3 showed India's strength in innovation': Macron at Bharat Innovates 2026 - The Economic Times</w:t>
+        <w:t>6. 'Chandrayaan-3 showed India's strength in innovation': Macron at Bharat Innovates 2026 - The Economic Times</w:t>
       </w:r>
     </w:p>
     <w:p>
@@ -341,7 +528,7 @@
         <w:spacing w:after="80"/>
         <w:jc w:val="left"/>
       </w:pPr>
-      <w:hyperlink r:id="rId16">
+      <w:hyperlink r:id="rId20">
         <w:r>
           <w:rPr>
             <w:color w:val="0000FF"/>
@@ -382,7 +569,7 @@
           <w:b/>
           <w:sz w:val="26"/>
         </w:rPr>
-        <w:t>4. How Jules Verne predicted the Artemis 2 mission to the moon almost 160 years ago</w:t>
+        <w:t>7. How Jules Verne predicted the Artemis 2 mission to the moon almost 160 years ago</w:t>
       </w:r>
     </w:p>
     <w:p>
@@ -390,7 +577,7 @@
         <w:spacing w:after="80"/>
         <w:jc w:val="left"/>
       </w:pPr>
-      <w:hyperlink r:id="rId17">
+      <w:hyperlink r:id="rId21">
         <w:r>
           <w:rPr>
             <w:color w:val="0000FF"/>
@@ -409,7 +596,7 @@
         <w:drawing>
           <wp:inline xmlns:a="http://schemas.openxmlformats.org/drawingml/2006/main" xmlns:pic="http://schemas.openxmlformats.org/drawingml/2006/picture">
             <wp:extent cx="4389120" cy="2468880"/>
-            <wp:docPr id="5" name="Picture 5"/>
+            <wp:docPr id="6" name="Picture 6"/>
             <wp:cNvGraphicFramePr>
               <a:graphicFrameLocks noChangeAspect="1"/>
             </wp:cNvGraphicFramePr>
@@ -421,7 +608,7 @@
                     <pic:cNvPicPr/>
                   </pic:nvPicPr>
                   <pic:blipFill>
-                    <a:blip r:embed="rId18"/>
+                    <a:blip r:embed="rId22"/>
                     <a:stretch>
                       <a:fillRect/>
                     </a:stretch>
@@ -471,7 +658,7 @@
           <w:b/>
           <w:sz w:val="26"/>
         </w:rPr>
-        <w:t>5. Astrochemical model digs into the universe's missing sulfur</w:t>
+        <w:t>8. Astrochemical model digs into the universe's missing sulfur</w:t>
       </w:r>
     </w:p>
     <w:p>
@@ -479,7 +666,7 @@
         <w:spacing w:after="80"/>
         <w:jc w:val="left"/>
       </w:pPr>
-      <w:hyperlink r:id="rId19">
+      <w:hyperlink r:id="rId23">
         <w:r>
           <w:rPr>
             <w:color w:val="0000FF"/>
@@ -498,7 +685,7 @@
         <w:drawing>
           <wp:inline xmlns:a="http://schemas.openxmlformats.org/drawingml/2006/main" xmlns:pic="http://schemas.openxmlformats.org/drawingml/2006/picture">
             <wp:extent cx="4389120" cy="4389120"/>
-            <wp:docPr id="6" name="Picture 6"/>
+            <wp:docPr id="7" name="Picture 7"/>
             <wp:cNvGraphicFramePr>
               <a:graphicFrameLocks noChangeAspect="1"/>
             </wp:cNvGraphicFramePr>
@@ -510,7 +697,7 @@
                     <pic:cNvPicPr/>
                   </pic:nvPicPr>
                   <pic:blipFill>
-                    <a:blip r:embed="rId20"/>
+                    <a:blip r:embed="rId24"/>
                     <a:stretch>
                       <a:fillRect/>
                     </a:stretch>
@@ -560,7 +747,7 @@
           <w:b/>
           <w:sz w:val="26"/>
         </w:rPr>
-        <w:t>6. NASA's proposed Early eVolution Explorer mission aims to solve the radius valley mystery</w:t>
+        <w:t>9. NASA's proposed Early eVolution Explorer mission aims to solve the radius valley mystery</w:t>
       </w:r>
     </w:p>
     <w:p>
@@ -568,7 +755,7 @@
         <w:spacing w:after="80"/>
         <w:jc w:val="left"/>
       </w:pPr>
-      <w:hyperlink r:id="rId21">
+      <w:hyperlink r:id="rId25">
         <w:r>
           <w:rPr>
             <w:color w:val="0000FF"/>
@@ -587,7 +774,7 @@
         <w:drawing>
           <wp:inline xmlns:a="http://schemas.openxmlformats.org/drawingml/2006/main" xmlns:pic="http://schemas.openxmlformats.org/drawingml/2006/picture">
             <wp:extent cx="4389120" cy="4389120"/>
-            <wp:docPr id="7" name="Picture 7"/>
+            <wp:docPr id="8" name="Picture 8"/>
             <wp:cNvGraphicFramePr>
               <a:graphicFrameLocks noChangeAspect="1"/>
             </wp:cNvGraphicFramePr>
@@ -599,7 +786,7 @@
                     <pic:cNvPicPr/>
                   </pic:nvPicPr>
                   <pic:blipFill>
-                    <a:blip r:embed="rId22"/>
+                    <a:blip r:embed="rId26"/>
                     <a:stretch>
                       <a:fillRect/>
                     </a:stretch>
@@ -649,7 +836,7 @@
           <w:b/>
           <w:sz w:val="26"/>
         </w:rPr>
-        <w:t>7. NASA's Chandra discovers possible supernova remnant in galactic center</w:t>
+        <w:t>10. NASA's Chandra discovers possible supernova remnant in galactic center</w:t>
       </w:r>
     </w:p>
     <w:p>
@@ -657,7 +844,7 @@
         <w:spacing w:after="80"/>
         <w:jc w:val="left"/>
       </w:pPr>
-      <w:hyperlink r:id="rId23">
+      <w:hyperlink r:id="rId27">
         <w:r>
           <w:rPr>
             <w:color w:val="0000FF"/>
@@ -676,7 +863,7 @@
         <w:drawing>
           <wp:inline xmlns:a="http://schemas.openxmlformats.org/drawingml/2006/main" xmlns:pic="http://schemas.openxmlformats.org/drawingml/2006/picture">
             <wp:extent cx="4389120" cy="4389120"/>
-            <wp:docPr id="8" name="Picture 8"/>
+            <wp:docPr id="9" name="Picture 9"/>
             <wp:cNvGraphicFramePr>
               <a:graphicFrameLocks noChangeAspect="1"/>
             </wp:cNvGraphicFramePr>
@@ -688,7 +875,7 @@
                     <pic:cNvPicPr/>
                   </pic:nvPicPr>
                   <pic:blipFill>
-                    <a:blip r:embed="rId24"/>
+                    <a:blip r:embed="rId28"/>
                     <a:stretch>
                       <a:fillRect/>
                     </a:stretch>
